--- a/reports/module1/M1-成员B-对象与矩阵-缺陷清单.docx
+++ b/reports/module1/M1-成员B-对象与矩阵-缺陷清单.docx
@@ -1991,96 +1991,9 @@
         </w:rPr>
       </w:pPr>
       <w:r>
-        <w:rPr>
-          <w:rStyle w:val="15"/>
-          <w:lang/>
-        </w:rPr>
-        <w:fldChar w:fldCharType="begin"/>
-      </w:r>
-      <w:r>
-        <w:rPr>
-          <w:rStyle w:val="15"/>
-          <w:lang/>
-        </w:rPr>
-        <w:instrText xml:space="preserve"> </w:instrText>
-      </w:r>
-      <w:r>
-        <w:rPr>
-          <w:lang/>
-        </w:rPr>
-        <w:instrText xml:space="preserve">HYPERLINK \l "_Toc21701980"</w:instrText>
-      </w:r>
-      <w:r>
-        <w:rPr>
-          <w:rStyle w:val="15"/>
-          <w:lang/>
-        </w:rPr>
-        <w:instrText xml:space="preserve"> </w:instrText>
-      </w:r>
-      <w:r>
-        <w:rPr>
-          <w:rStyle w:val="15"/>
-          <w:lang/>
-        </w:rPr>
-        <w:fldChar w:fldCharType="separate"/>
-      </w:r>
-      <w:r>
-        <w:rPr>
-          <w:rStyle w:val="15"/>
-          <w:rFonts w:eastAsia="黑体"/>
-          <w:lang/>
-        </w:rPr>
-        <w:t>表3.4.1  001-</w:t>
-      </w:r>
-      <w:r>
-        <w:rPr>
-          <w:rStyle w:val="15"/>
-          <w:lang/>
-        </w:rPr>
-        <w:t>添加单个教师用户后页面不清空不跳转</w:t>
-      </w:r>
-      <w:r>
-        <w:rPr>
-          <w:lang/>
-        </w:rPr>
+        <w:t>表3.4.1  B-01 clear() 未复位自动适配版本</w:t>
         <w:tab/>
-      </w:r>
-      <w:r>
-        <w:rPr>
-          <w:lang/>
-        </w:rPr>
-        <w:fldChar w:fldCharType="begin"/>
-      </w:r>
-      <w:r>
-        <w:rPr>
-          <w:lang/>
-        </w:rPr>
-        <w:instrText xml:space="preserve"> PAGEREF _Toc21701980 \h </w:instrText>
-      </w:r>
-      <w:r>
-        <w:rPr>
-          <w:lang/>
-        </w:rPr>
-        <w:fldChar w:fldCharType="separate"/>
-      </w:r>
-      <w:r>
-        <w:rPr>
-          <w:lang/>
-        </w:rPr>
         <w:t>5</w:t>
-      </w:r>
-      <w:r>
-        <w:rPr>
-          <w:lang/>
-        </w:rPr>
-        <w:fldChar w:fldCharType="end"/>
-      </w:r>
-      <w:r>
-        <w:rPr>
-          <w:rStyle w:val="15"/>
-          <w:lang/>
-        </w:rPr>
-        <w:fldChar w:fldCharType="end"/>
       </w:r>
     </w:p>
     <w:p>
@@ -3302,7 +3215,7 @@
         </w:rPr>
       </w:pPr>
       <w:r>
-        <w:t>缺陷如表所示。</w:t>
+        <w:t>缺陷如表所示，共 2 个有效缺陷（B-01、B-02）。</w:t>
       </w:r>
     </w:p>
     <w:p>
@@ -3316,49 +3229,10 @@
         </w:rPr>
       </w:pPr>
       <w:bookmarkStart w:id="14" w:name="_Toc21701980"/>
-      <w:r>
-        <w:rPr>
-          <w:rFonts w:eastAsia="黑体"/>
-          <w:sz w:val="28"/>
-          <w:szCs w:val="28"/>
-        </w:rPr>
-        <w:t>表</w:t>
-      </w:r>
-      <w:r>
-        <w:rPr>
-          <w:rFonts w:hint="eastAsia" w:eastAsia="黑体"/>
-          <w:sz w:val="28"/>
-          <w:szCs w:val="28"/>
-        </w:rPr>
-        <w:t>3.4</w:t>
-      </w:r>
-      <w:r>
-        <w:rPr>
-          <w:rFonts w:eastAsia="黑体"/>
-          <w:sz w:val="28"/>
-          <w:szCs w:val="28"/>
-        </w:rPr>
-        <w:t xml:space="preserve">.1  </w:t>
-      </w:r>
-      <w:r>
-        <w:rPr>
-          <w:rFonts w:hint="eastAsia" w:eastAsia="黑体"/>
-          <w:sz w:val="28"/>
-          <w:szCs w:val="28"/>
-        </w:rPr>
-        <w:t>001-</w:t>
-      </w:r>
-      <w:r>
-        <w:rPr>
-          <w:rFonts w:hint="eastAsia"/>
-          <w:bCs w:val="0"/>
-          <w:sz w:val="18"/>
-          <w:szCs w:val="18"/>
-          <w:lang/>
-        </w:rPr>
-        <w:t>添加单个教师用户后页面不清空不跳转</w:t>
-      </w:r>
       <w:bookmarkEnd w:id="14"/>
+      <w:r>
+        <w:t>表3.4.1  B-01 clear() 未复位自动适配版本</w:t>
+      </w:r>
     </w:p>
     <w:tbl>
       <w:tblPr>
@@ -4937,6 +4811,1674 @@
             <w:r/>
             <w:r>
               <w:t>应用修复后 pytest 全量通过（15/15）</w:t>
+            </w:r>
+          </w:p>
+        </w:tc>
+      </w:tr>
+      <w:tr>
+        <w:tblPrEx>
+          <w:tblBorders>
+            <w:top w:val="single" w:color="auto" w:sz="4" w:space="0"/>
+            <w:left w:val="single" w:color="auto" w:sz="4" w:space="0"/>
+            <w:bottom w:val="single" w:color="auto" w:sz="4" w:space="0"/>
+            <w:right w:val="single" w:color="auto" w:sz="4" w:space="0"/>
+            <w:insideH w:val="single" w:color="auto" w:sz="4" w:space="0"/>
+            <w:insideV w:val="single" w:color="auto" w:sz="4" w:space="0"/>
+          </w:tblBorders>
+          <w:tblCellMar>
+            <w:top w:w="0" w:type="dxa"/>
+            <w:left w:w="108" w:type="dxa"/>
+            <w:bottom w:w="0" w:type="dxa"/>
+            <w:right w:w="108" w:type="dxa"/>
+          </w:tblCellMar>
+        </w:tblPrEx>
+        <w:trPr>
+          <w:wBefore w:w="0" w:type="dxa"/>
+          <w:wAfter w:w="0" w:type="dxa"/>
+          <w:jc w:val="center"/>
+        </w:trPr>
+        <w:tc>
+          <w:tcPr>
+            <w:tcW w:w="1662" w:type="dxa"/>
+            <w:gridSpan w:val="2"/>
+            <w:tcBorders>
+              <w:left w:val="single" w:color="auto" w:sz="4" w:space="0"/>
+            </w:tcBorders>
+            <w:shd w:val="clear" w:color="auto" w:fill="CCCCCC"/>
+            <w:noWrap w:val="0"/>
+            <w:vAlign w:val="center"/>
+          </w:tcPr>
+          <w:p>
+            <w:pPr>
+              <w:tabs>
+                <w:tab w:val="right" w:leader="dot" w:pos="8296"/>
+              </w:tabs>
+              <w:spacing w:before="120" w:after="120"/>
+              <w:rPr>
+                <w:rFonts w:hint="eastAsia"/>
+                <w:bCs/>
+                <w:sz w:val="18"/>
+                <w:szCs w:val="18"/>
+                <w:lang/>
+              </w:rPr>
+            </w:pPr>
+            <w:r>
+              <w:rPr>
+                <w:rFonts w:hint="eastAsia"/>
+                <w:bCs/>
+                <w:sz w:val="18"/>
+                <w:szCs w:val="18"/>
+                <w:lang/>
+              </w:rPr>
+              <w:t>关闭者</w:t>
+            </w:r>
+          </w:p>
+        </w:tc>
+        <w:tc>
+          <w:tcPr>
+            <w:tcW w:w="6014" w:type="dxa"/>
+            <w:gridSpan w:val="9"/>
+            <w:tcBorders>
+              <w:left w:val="nil"/>
+            </w:tcBorders>
+            <w:shd w:val="clear" w:color="auto" w:fill="auto"/>
+            <w:noWrap w:val="0"/>
+            <w:vAlign w:val="center"/>
+          </w:tcPr>
+          <w:p>
+            <w:r/>
+            <w:r>
+              <w:t>成员 B</w:t>
+            </w:r>
+          </w:p>
+        </w:tc>
+      </w:tr>
+    </w:tbl>
+    <w:p>
+      <w:pPr>
+        <w:pStyle w:val="4"/>
+      </w:pPr>
+      <w:r>
+        <w:t>表3.4.2  B-02 get_matrix() 边框行别名</w:t>
+      </w:r>
+    </w:p>
+    <w:tbl>
+      <w:tblPr>
+        <w:tblStyle w:val="12"/>
+        <w:tblW w:w="7676" w:type="dxa"/>
+        <w:jc w:val="center"/>
+        <w:tblBorders>
+          <w:top w:val="single" w:color="auto" w:sz="4" w:space="0"/>
+          <w:left w:val="single" w:color="auto" w:sz="4" w:space="0"/>
+          <w:bottom w:val="single" w:color="auto" w:sz="4" w:space="0"/>
+          <w:right w:val="single" w:color="auto" w:sz="4" w:space="0"/>
+          <w:insideH w:val="single" w:color="auto" w:sz="4" w:space="0"/>
+          <w:insideV w:val="single" w:color="auto" w:sz="4" w:space="0"/>
+        </w:tblBorders>
+        <w:tblLayout w:type="autofit"/>
+        <w:tblCellMar>
+          <w:top w:w="0" w:type="dxa"/>
+          <w:left w:w="108" w:type="dxa"/>
+          <w:bottom w:w="0" w:type="dxa"/>
+          <w:right w:w="108" w:type="dxa"/>
+        </w:tblCellMar>
+      </w:tblPr>
+      <w:tblGrid>
+        <w:gridCol w:w="1588"/>
+        <w:gridCol w:w="74"/>
+        <w:gridCol w:w="1388"/>
+        <w:gridCol w:w="216"/>
+        <w:gridCol w:w="400"/>
+        <w:gridCol w:w="774"/>
+        <w:gridCol w:w="707"/>
+        <w:gridCol w:w="524"/>
+        <w:gridCol w:w="159"/>
+        <w:gridCol w:w="816"/>
+        <w:gridCol w:w="1030"/>
+      </w:tblGrid>
+      <w:tr>
+        <w:tblPrEx>
+          <w:tblBorders>
+            <w:top w:val="single" w:color="auto" w:sz="4" w:space="0"/>
+            <w:left w:val="single" w:color="auto" w:sz="4" w:space="0"/>
+            <w:bottom w:val="single" w:color="auto" w:sz="4" w:space="0"/>
+            <w:right w:val="single" w:color="auto" w:sz="4" w:space="0"/>
+            <w:insideH w:val="single" w:color="auto" w:sz="4" w:space="0"/>
+            <w:insideV w:val="single" w:color="auto" w:sz="4" w:space="0"/>
+          </w:tblBorders>
+          <w:tblCellMar>
+            <w:top w:w="0" w:type="dxa"/>
+            <w:left w:w="108" w:type="dxa"/>
+            <w:bottom w:w="0" w:type="dxa"/>
+            <w:right w:w="108" w:type="dxa"/>
+          </w:tblCellMar>
+        </w:tblPrEx>
+        <w:trPr>
+          <w:wBefore w:w="0" w:type="dxa"/>
+          <w:wAfter w:w="0" w:type="dxa"/>
+          <w:jc w:val="center"/>
+        </w:trPr>
+        <w:tc>
+          <w:tcPr>
+            <w:tcW w:w="1588" w:type="dxa"/>
+            <w:tcBorders>
+              <w:left w:val="single" w:color="auto" w:sz="4" w:space="0"/>
+            </w:tcBorders>
+            <w:shd w:val="clear" w:color="auto" w:fill="CCCCCC"/>
+            <w:noWrap w:val="0"/>
+            <w:vAlign w:val="center"/>
+          </w:tcPr>
+          <w:p>
+            <w:pPr>
+              <w:tabs>
+                <w:tab w:val="right" w:leader="dot" w:pos="8296"/>
+              </w:tabs>
+              <w:spacing w:before="120" w:after="120"/>
+              <w:rPr>
+                <w:bCs/>
+                <w:sz w:val="18"/>
+                <w:szCs w:val="18"/>
+                <w:lang/>
+              </w:rPr>
+            </w:pPr>
+            <w:r>
+              <w:rPr>
+                <w:bCs/>
+                <w:sz w:val="18"/>
+                <w:szCs w:val="18"/>
+                <w:lang/>
+              </w:rPr>
+              <w:t>测试人</w:t>
+            </w:r>
+          </w:p>
+        </w:tc>
+        <w:tc>
+          <w:tcPr>
+            <w:tcW w:w="1678" w:type="dxa"/>
+            <w:gridSpan w:val="3"/>
+            <w:shd w:val="clear" w:color="auto" w:fill="auto"/>
+            <w:noWrap w:val="0"/>
+            <w:vAlign w:val="center"/>
+          </w:tcPr>
+          <w:p>
+            <w:r/>
+            <w:r>
+              <w:t>成员 B</w:t>
+            </w:r>
+          </w:p>
+        </w:tc>
+        <w:tc>
+          <w:tcPr>
+            <w:tcW w:w="1881" w:type="dxa"/>
+            <w:gridSpan w:val="3"/>
+            <w:shd w:val="clear" w:color="auto" w:fill="CCCCCC"/>
+            <w:noWrap w:val="0"/>
+            <w:vAlign w:val="center"/>
+          </w:tcPr>
+          <w:p>
+            <w:pPr>
+              <w:tabs>
+                <w:tab w:val="right" w:leader="dot" w:pos="8296"/>
+              </w:tabs>
+              <w:spacing w:before="120" w:after="120"/>
+              <w:jc w:val="center"/>
+              <w:rPr>
+                <w:bCs/>
+                <w:sz w:val="18"/>
+                <w:szCs w:val="18"/>
+                <w:lang/>
+              </w:rPr>
+            </w:pPr>
+            <w:r>
+              <w:rPr>
+                <w:bCs/>
+                <w:sz w:val="18"/>
+                <w:szCs w:val="18"/>
+                <w:lang/>
+              </w:rPr>
+              <w:t>时间</w:t>
+            </w:r>
+          </w:p>
+        </w:tc>
+        <w:tc>
+          <w:tcPr>
+            <w:tcW w:w="2529" w:type="dxa"/>
+            <w:gridSpan w:val="4"/>
+            <w:tcBorders>
+              <w:right w:val="single" w:color="auto" w:sz="4" w:space="0"/>
+            </w:tcBorders>
+            <w:noWrap w:val="0"/>
+            <w:vAlign w:val="center"/>
+          </w:tcPr>
+          <w:p>
+            <w:r/>
+            <w:r>
+              <w:t>2026.09.11</w:t>
+            </w:r>
+          </w:p>
+        </w:tc>
+      </w:tr>
+      <w:tr>
+        <w:tblPrEx>
+          <w:tblBorders>
+            <w:top w:val="single" w:color="auto" w:sz="4" w:space="0"/>
+            <w:left w:val="single" w:color="auto" w:sz="4" w:space="0"/>
+            <w:bottom w:val="single" w:color="auto" w:sz="4" w:space="0"/>
+            <w:right w:val="single" w:color="auto" w:sz="4" w:space="0"/>
+            <w:insideH w:val="single" w:color="auto" w:sz="4" w:space="0"/>
+            <w:insideV w:val="single" w:color="auto" w:sz="4" w:space="0"/>
+          </w:tblBorders>
+          <w:tblCellMar>
+            <w:top w:w="0" w:type="dxa"/>
+            <w:left w:w="108" w:type="dxa"/>
+            <w:bottom w:w="0" w:type="dxa"/>
+            <w:right w:w="108" w:type="dxa"/>
+          </w:tblCellMar>
+        </w:tblPrEx>
+        <w:trPr>
+          <w:wBefore w:w="0" w:type="dxa"/>
+          <w:wAfter w:w="0" w:type="dxa"/>
+          <w:jc w:val="center"/>
+        </w:trPr>
+        <w:tc>
+          <w:tcPr>
+            <w:tcW w:w="1588" w:type="dxa"/>
+            <w:tcBorders>
+              <w:left w:val="single" w:color="auto" w:sz="4" w:space="0"/>
+            </w:tcBorders>
+            <w:shd w:val="clear" w:color="auto" w:fill="CCCCCC"/>
+            <w:noWrap w:val="0"/>
+            <w:vAlign w:val="center"/>
+          </w:tcPr>
+          <w:p>
+            <w:pPr>
+              <w:tabs>
+                <w:tab w:val="right" w:leader="dot" w:pos="8296"/>
+              </w:tabs>
+              <w:spacing w:before="120" w:after="120"/>
+              <w:rPr>
+                <w:bCs/>
+                <w:sz w:val="18"/>
+                <w:szCs w:val="18"/>
+                <w:lang/>
+              </w:rPr>
+            </w:pPr>
+            <w:r>
+              <w:rPr>
+                <w:bCs/>
+                <w:sz w:val="18"/>
+                <w:szCs w:val="18"/>
+                <w:lang/>
+              </w:rPr>
+              <w:t>功能模块名</w:t>
+            </w:r>
+          </w:p>
+        </w:tc>
+        <w:tc>
+          <w:tcPr>
+            <w:tcW w:w="1678" w:type="dxa"/>
+            <w:gridSpan w:val="3"/>
+            <w:shd w:val="clear" w:color="auto" w:fill="auto"/>
+            <w:noWrap w:val="0"/>
+            <w:vAlign w:val="center"/>
+          </w:tcPr>
+          <w:p>
+            <w:r/>
+            <w:r>
+              <w:t>QRCode.get_matrix()</w:t>
+            </w:r>
+          </w:p>
+        </w:tc>
+        <w:tc>
+          <w:tcPr>
+            <w:tcW w:w="1881" w:type="dxa"/>
+            <w:gridSpan w:val="3"/>
+            <w:shd w:val="clear" w:color="auto" w:fill="CCCCCC"/>
+            <w:noWrap w:val="0"/>
+            <w:vAlign w:val="center"/>
+          </w:tcPr>
+          <w:p>
+            <w:pPr>
+              <w:tabs>
+                <w:tab w:val="right" w:leader="dot" w:pos="8296"/>
+              </w:tabs>
+              <w:spacing w:before="120" w:after="120"/>
+              <w:jc w:val="center"/>
+              <w:rPr>
+                <w:bCs/>
+                <w:sz w:val="18"/>
+                <w:szCs w:val="18"/>
+                <w:lang/>
+              </w:rPr>
+            </w:pPr>
+            <w:r>
+              <w:rPr>
+                <w:rFonts w:hint="eastAsia"/>
+                <w:bCs/>
+                <w:sz w:val="18"/>
+                <w:szCs w:val="18"/>
+                <w:lang/>
+              </w:rPr>
+              <w:t>功能编号</w:t>
+            </w:r>
+          </w:p>
+        </w:tc>
+        <w:tc>
+          <w:tcPr>
+            <w:tcW w:w="2529" w:type="dxa"/>
+            <w:gridSpan w:val="4"/>
+            <w:tcBorders>
+              <w:right w:val="single" w:color="auto" w:sz="4" w:space="0"/>
+            </w:tcBorders>
+            <w:noWrap w:val="0"/>
+            <w:vAlign w:val="center"/>
+          </w:tcPr>
+          <w:p>
+            <w:r/>
+            <w:r>
+              <w:t>qrcode/main.py</w:t>
+            </w:r>
+          </w:p>
+        </w:tc>
+      </w:tr>
+      <w:tr>
+        <w:tblPrEx>
+          <w:tblBorders>
+            <w:top w:val="single" w:color="auto" w:sz="4" w:space="0"/>
+            <w:left w:val="single" w:color="auto" w:sz="4" w:space="0"/>
+            <w:bottom w:val="single" w:color="auto" w:sz="4" w:space="0"/>
+            <w:right w:val="single" w:color="auto" w:sz="4" w:space="0"/>
+            <w:insideH w:val="single" w:color="auto" w:sz="4" w:space="0"/>
+            <w:insideV w:val="single" w:color="auto" w:sz="4" w:space="0"/>
+          </w:tblBorders>
+          <w:tblCellMar>
+            <w:top w:w="0" w:type="dxa"/>
+            <w:left w:w="108" w:type="dxa"/>
+            <w:bottom w:w="0" w:type="dxa"/>
+            <w:right w:w="108" w:type="dxa"/>
+          </w:tblCellMar>
+        </w:tblPrEx>
+        <w:trPr>
+          <w:wBefore w:w="0" w:type="dxa"/>
+          <w:wAfter w:w="0" w:type="dxa"/>
+          <w:jc w:val="center"/>
+        </w:trPr>
+        <w:tc>
+          <w:tcPr>
+            <w:tcW w:w="1588" w:type="dxa"/>
+            <w:tcBorders>
+              <w:left w:val="single" w:color="auto" w:sz="4" w:space="0"/>
+            </w:tcBorders>
+            <w:shd w:val="clear" w:color="auto" w:fill="CCCCCC"/>
+            <w:noWrap w:val="0"/>
+            <w:vAlign w:val="center"/>
+          </w:tcPr>
+          <w:p>
+            <w:pPr>
+              <w:tabs>
+                <w:tab w:val="right" w:leader="dot" w:pos="8296"/>
+              </w:tabs>
+              <w:spacing w:before="120" w:after="120"/>
+              <w:rPr>
+                <w:bCs/>
+                <w:sz w:val="18"/>
+                <w:szCs w:val="18"/>
+                <w:lang/>
+              </w:rPr>
+            </w:pPr>
+            <w:r>
+              <w:rPr>
+                <w:rFonts w:hint="eastAsia"/>
+                <w:bCs/>
+                <w:sz w:val="18"/>
+                <w:szCs w:val="18"/>
+                <w:lang/>
+              </w:rPr>
+              <w:t>测试项编号</w:t>
+            </w:r>
+          </w:p>
+        </w:tc>
+        <w:tc>
+          <w:tcPr>
+            <w:tcW w:w="6088" w:type="dxa"/>
+            <w:gridSpan w:val="10"/>
+            <w:noWrap w:val="0"/>
+            <w:vAlign w:val="center"/>
+          </w:tcPr>
+          <w:p>
+            <w:r/>
+            <w:r>
+              <w:t>TC-B-12</w:t>
+            </w:r>
+          </w:p>
+        </w:tc>
+      </w:tr>
+      <w:tr>
+        <w:tblPrEx>
+          <w:tblBorders>
+            <w:top w:val="single" w:color="auto" w:sz="4" w:space="0"/>
+            <w:left w:val="single" w:color="auto" w:sz="4" w:space="0"/>
+            <w:bottom w:val="single" w:color="auto" w:sz="4" w:space="0"/>
+            <w:right w:val="single" w:color="auto" w:sz="4" w:space="0"/>
+            <w:insideH w:val="single" w:color="auto" w:sz="4" w:space="0"/>
+            <w:insideV w:val="single" w:color="auto" w:sz="4" w:space="0"/>
+          </w:tblBorders>
+          <w:tblCellMar>
+            <w:top w:w="0" w:type="dxa"/>
+            <w:left w:w="108" w:type="dxa"/>
+            <w:bottom w:w="0" w:type="dxa"/>
+            <w:right w:w="108" w:type="dxa"/>
+          </w:tblCellMar>
+        </w:tblPrEx>
+        <w:trPr>
+          <w:wBefore w:w="0" w:type="dxa"/>
+          <w:wAfter w:w="0" w:type="dxa"/>
+          <w:jc w:val="center"/>
+        </w:trPr>
+        <w:tc>
+          <w:tcPr>
+            <w:tcW w:w="1588" w:type="dxa"/>
+            <w:tcBorders>
+              <w:left w:val="single" w:color="auto" w:sz="4" w:space="0"/>
+            </w:tcBorders>
+            <w:shd w:val="clear" w:color="auto" w:fill="CCCCCC"/>
+            <w:noWrap w:val="0"/>
+            <w:vAlign w:val="center"/>
+          </w:tcPr>
+          <w:p>
+            <w:pPr>
+              <w:tabs>
+                <w:tab w:val="right" w:leader="dot" w:pos="8296"/>
+              </w:tabs>
+              <w:spacing w:before="120" w:after="120"/>
+              <w:rPr>
+                <w:rFonts w:hint="eastAsia"/>
+                <w:bCs/>
+                <w:sz w:val="18"/>
+                <w:szCs w:val="18"/>
+                <w:lang/>
+              </w:rPr>
+            </w:pPr>
+            <w:r>
+              <w:rPr>
+                <w:rFonts w:hint="eastAsia"/>
+                <w:bCs/>
+                <w:sz w:val="18"/>
+                <w:szCs w:val="18"/>
+                <w:lang/>
+              </w:rPr>
+              <w:t>测试需求</w:t>
+            </w:r>
+          </w:p>
+        </w:tc>
+        <w:tc>
+          <w:tcPr>
+            <w:tcW w:w="6088" w:type="dxa"/>
+            <w:gridSpan w:val="10"/>
+            <w:noWrap w:val="0"/>
+            <w:vAlign w:val="center"/>
+          </w:tcPr>
+          <w:p>
+            <w:r/>
+            <w:r>
+              <w:t>get_matrix() 返回上下边框各行独立</w:t>
+            </w:r>
+          </w:p>
+        </w:tc>
+      </w:tr>
+      <w:tr>
+        <w:tblPrEx>
+          <w:tblBorders>
+            <w:top w:val="single" w:color="auto" w:sz="4" w:space="0"/>
+            <w:left w:val="single" w:color="auto" w:sz="4" w:space="0"/>
+            <w:bottom w:val="single" w:color="auto" w:sz="4" w:space="0"/>
+            <w:right w:val="single" w:color="auto" w:sz="4" w:space="0"/>
+            <w:insideH w:val="single" w:color="auto" w:sz="4" w:space="0"/>
+            <w:insideV w:val="single" w:color="auto" w:sz="4" w:space="0"/>
+          </w:tblBorders>
+          <w:tblCellMar>
+            <w:top w:w="0" w:type="dxa"/>
+            <w:left w:w="108" w:type="dxa"/>
+            <w:bottom w:w="0" w:type="dxa"/>
+            <w:right w:w="108" w:type="dxa"/>
+          </w:tblCellMar>
+        </w:tblPrEx>
+        <w:trPr>
+          <w:wBefore w:w="0" w:type="dxa"/>
+          <w:wAfter w:w="0" w:type="dxa"/>
+          <w:jc w:val="center"/>
+        </w:trPr>
+        <w:tc>
+          <w:tcPr>
+            <w:tcW w:w="1588" w:type="dxa"/>
+            <w:tcBorders>
+              <w:left w:val="single" w:color="auto" w:sz="4" w:space="0"/>
+            </w:tcBorders>
+            <w:shd w:val="clear" w:color="auto" w:fill="CCCCCC"/>
+            <w:noWrap w:val="0"/>
+            <w:vAlign w:val="center"/>
+          </w:tcPr>
+          <w:p>
+            <w:pPr>
+              <w:tabs>
+                <w:tab w:val="right" w:leader="dot" w:pos="8296"/>
+              </w:tabs>
+              <w:spacing w:before="120" w:after="120"/>
+              <w:rPr>
+                <w:bCs/>
+                <w:sz w:val="18"/>
+                <w:szCs w:val="18"/>
+                <w:lang/>
+              </w:rPr>
+            </w:pPr>
+            <w:r>
+              <w:rPr>
+                <w:bCs/>
+                <w:sz w:val="18"/>
+                <w:szCs w:val="18"/>
+                <w:lang/>
+              </w:rPr>
+              <w:t>用例编号</w:t>
+            </w:r>
+          </w:p>
+        </w:tc>
+        <w:tc>
+          <w:tcPr>
+            <w:tcW w:w="6088" w:type="dxa"/>
+            <w:gridSpan w:val="10"/>
+            <w:noWrap w:val="0"/>
+            <w:vAlign w:val="center"/>
+          </w:tcPr>
+          <w:p>
+            <w:r/>
+            <w:r>
+              <w:t>TC-B-12</w:t>
+            </w:r>
+          </w:p>
+        </w:tc>
+      </w:tr>
+      <w:tr>
+        <w:tblPrEx>
+          <w:tblBorders>
+            <w:top w:val="single" w:color="auto" w:sz="4" w:space="0"/>
+            <w:left w:val="single" w:color="auto" w:sz="4" w:space="0"/>
+            <w:bottom w:val="single" w:color="auto" w:sz="4" w:space="0"/>
+            <w:right w:val="single" w:color="auto" w:sz="4" w:space="0"/>
+            <w:insideH w:val="single" w:color="auto" w:sz="4" w:space="0"/>
+            <w:insideV w:val="single" w:color="auto" w:sz="4" w:space="0"/>
+          </w:tblBorders>
+          <w:tblCellMar>
+            <w:top w:w="0" w:type="dxa"/>
+            <w:left w:w="108" w:type="dxa"/>
+            <w:bottom w:w="0" w:type="dxa"/>
+            <w:right w:w="108" w:type="dxa"/>
+          </w:tblCellMar>
+        </w:tblPrEx>
+        <w:trPr>
+          <w:wBefore w:w="0" w:type="dxa"/>
+          <w:wAfter w:w="0" w:type="dxa"/>
+          <w:trHeight w:val="110" w:hRule="atLeast"/>
+          <w:jc w:val="center"/>
+        </w:trPr>
+        <w:tc>
+          <w:tcPr>
+            <w:tcW w:w="1588" w:type="dxa"/>
+            <w:tcBorders>
+              <w:left w:val="single" w:color="auto" w:sz="4" w:space="0"/>
+              <w:bottom w:val="single" w:color="auto" w:sz="4" w:space="0"/>
+            </w:tcBorders>
+            <w:shd w:val="clear" w:color="auto" w:fill="CCCCCC"/>
+            <w:noWrap w:val="0"/>
+            <w:vAlign w:val="center"/>
+          </w:tcPr>
+          <w:p>
+            <w:pPr>
+              <w:tabs>
+                <w:tab w:val="right" w:leader="dot" w:pos="8296"/>
+              </w:tabs>
+              <w:spacing w:before="120" w:after="120"/>
+              <w:rPr>
+                <w:bCs/>
+                <w:sz w:val="18"/>
+                <w:szCs w:val="18"/>
+                <w:lang/>
+              </w:rPr>
+            </w:pPr>
+            <w:r>
+              <w:rPr>
+                <w:bCs/>
+                <w:sz w:val="18"/>
+                <w:szCs w:val="18"/>
+                <w:lang/>
+              </w:rPr>
+              <w:t>严重程度</w:t>
+            </w:r>
+          </w:p>
+        </w:tc>
+        <w:tc>
+          <w:tcPr>
+            <w:tcW w:w="1462" w:type="dxa"/>
+            <w:gridSpan w:val="2"/>
+            <w:tcBorders>
+              <w:bottom w:val="single" w:color="auto" w:sz="4" w:space="0"/>
+            </w:tcBorders>
+            <w:shd w:val="clear" w:color="auto" w:fill="auto"/>
+            <w:noWrap w:val="0"/>
+            <w:vAlign w:val="center"/>
+          </w:tcPr>
+          <w:p>
+            <w:r/>
+            <w:r>
+              <w:t>低</w:t>
+            </w:r>
+          </w:p>
+        </w:tc>
+        <w:tc>
+          <w:tcPr>
+            <w:tcW w:w="1390" w:type="dxa"/>
+            <w:gridSpan w:val="3"/>
+            <w:tcBorders>
+              <w:bottom w:val="single" w:color="auto" w:sz="4" w:space="0"/>
+            </w:tcBorders>
+            <w:shd w:val="clear" w:color="auto" w:fill="D9D9D9"/>
+            <w:noWrap w:val="0"/>
+            <w:vAlign w:val="center"/>
+          </w:tcPr>
+          <w:p>
+            <w:pPr>
+              <w:tabs>
+                <w:tab w:val="right" w:leader="dot" w:pos="8296"/>
+              </w:tabs>
+              <w:spacing w:before="120" w:after="120"/>
+              <w:rPr>
+                <w:bCs/>
+                <w:sz w:val="18"/>
+                <w:szCs w:val="18"/>
+                <w:lang/>
+              </w:rPr>
+            </w:pPr>
+            <w:r>
+              <w:rPr>
+                <w:bCs/>
+                <w:sz w:val="18"/>
+                <w:szCs w:val="18"/>
+                <w:lang/>
+              </w:rPr>
+              <w:t>优先级</w:t>
+            </w:r>
+          </w:p>
+        </w:tc>
+        <w:tc>
+          <w:tcPr>
+            <w:tcW w:w="1390" w:type="dxa"/>
+            <w:gridSpan w:val="3"/>
+            <w:tcBorders>
+              <w:bottom w:val="single" w:color="auto" w:sz="4" w:space="0"/>
+            </w:tcBorders>
+            <w:shd w:val="clear" w:color="auto" w:fill="auto"/>
+            <w:noWrap w:val="0"/>
+            <w:vAlign w:val="center"/>
+          </w:tcPr>
+          <w:p>
+            <w:r/>
+            <w:r>
+              <w:t>低</w:t>
+            </w:r>
+          </w:p>
+        </w:tc>
+        <w:tc>
+          <w:tcPr>
+            <w:tcW w:w="816" w:type="dxa"/>
+            <w:tcBorders>
+              <w:bottom w:val="single" w:color="auto" w:sz="4" w:space="0"/>
+            </w:tcBorders>
+            <w:shd w:val="clear" w:color="auto" w:fill="D9D9D9"/>
+            <w:noWrap w:val="0"/>
+            <w:vAlign w:val="center"/>
+          </w:tcPr>
+          <w:p>
+            <w:pPr>
+              <w:tabs>
+                <w:tab w:val="right" w:leader="dot" w:pos="8296"/>
+              </w:tabs>
+              <w:spacing w:before="120" w:after="120"/>
+              <w:rPr>
+                <w:bCs/>
+                <w:sz w:val="18"/>
+                <w:szCs w:val="18"/>
+                <w:lang/>
+              </w:rPr>
+            </w:pPr>
+            <w:r>
+              <w:rPr>
+                <w:bCs/>
+                <w:sz w:val="18"/>
+                <w:szCs w:val="18"/>
+                <w:lang/>
+              </w:rPr>
+              <w:t>状态</w:t>
+            </w:r>
+          </w:p>
+        </w:tc>
+        <w:tc>
+          <w:tcPr>
+            <w:tcW w:w="1030" w:type="dxa"/>
+            <w:tcBorders>
+              <w:bottom w:val="single" w:color="auto" w:sz="4" w:space="0"/>
+            </w:tcBorders>
+            <w:noWrap w:val="0"/>
+            <w:vAlign w:val="center"/>
+          </w:tcPr>
+          <w:p>
+            <w:r/>
+            <w:r>
+              <w:t>已关闭</w:t>
+            </w:r>
+          </w:p>
+        </w:tc>
+      </w:tr>
+      <w:tr>
+        <w:tblPrEx>
+          <w:tblBorders>
+            <w:top w:val="single" w:color="auto" w:sz="4" w:space="0"/>
+            <w:left w:val="single" w:color="auto" w:sz="4" w:space="0"/>
+            <w:bottom w:val="single" w:color="auto" w:sz="4" w:space="0"/>
+            <w:right w:val="single" w:color="auto" w:sz="4" w:space="0"/>
+            <w:insideH w:val="single" w:color="auto" w:sz="4" w:space="0"/>
+            <w:insideV w:val="single" w:color="auto" w:sz="4" w:space="0"/>
+          </w:tblBorders>
+          <w:tblCellMar>
+            <w:top w:w="0" w:type="dxa"/>
+            <w:left w:w="108" w:type="dxa"/>
+            <w:bottom w:w="0" w:type="dxa"/>
+            <w:right w:w="108" w:type="dxa"/>
+          </w:tblCellMar>
+        </w:tblPrEx>
+        <w:trPr>
+          <w:wBefore w:w="0" w:type="dxa"/>
+          <w:wAfter w:w="0" w:type="dxa"/>
+          <w:jc w:val="center"/>
+        </w:trPr>
+        <w:tc>
+          <w:tcPr>
+            <w:tcW w:w="1588" w:type="dxa"/>
+            <w:tcBorders>
+              <w:left w:val="single" w:color="auto" w:sz="4" w:space="0"/>
+              <w:bottom w:val="single" w:color="auto" w:sz="4" w:space="0"/>
+            </w:tcBorders>
+            <w:shd w:val="clear" w:color="auto" w:fill="CCCCCC"/>
+            <w:noWrap w:val="0"/>
+            <w:vAlign w:val="center"/>
+          </w:tcPr>
+          <w:p>
+            <w:pPr>
+              <w:tabs>
+                <w:tab w:val="right" w:leader="dot" w:pos="8296"/>
+              </w:tabs>
+              <w:spacing w:before="120" w:after="120"/>
+              <w:rPr>
+                <w:bCs/>
+                <w:sz w:val="18"/>
+                <w:szCs w:val="18"/>
+                <w:lang/>
+              </w:rPr>
+            </w:pPr>
+            <w:r>
+              <w:rPr>
+                <w:bCs/>
+                <w:sz w:val="18"/>
+                <w:szCs w:val="18"/>
+                <w:lang/>
+              </w:rPr>
+              <w:t>分配给</w:t>
+            </w:r>
+          </w:p>
+        </w:tc>
+        <w:tc>
+          <w:tcPr>
+            <w:tcW w:w="6088" w:type="dxa"/>
+            <w:gridSpan w:val="10"/>
+            <w:tcBorders>
+              <w:left w:val="nil"/>
+              <w:bottom w:val="single" w:color="auto" w:sz="4" w:space="0"/>
+            </w:tcBorders>
+            <w:shd w:val="clear" w:color="auto" w:fill="auto"/>
+            <w:noWrap w:val="0"/>
+            <w:vAlign w:val="center"/>
+          </w:tcPr>
+          <w:p>
+            <w:r/>
+            <w:r>
+              <w:t>成员 B</w:t>
+            </w:r>
+          </w:p>
+        </w:tc>
+      </w:tr>
+      <w:tr>
+        <w:tblPrEx>
+          <w:tblBorders>
+            <w:top w:val="single" w:color="auto" w:sz="4" w:space="0"/>
+            <w:left w:val="single" w:color="auto" w:sz="4" w:space="0"/>
+            <w:bottom w:val="single" w:color="auto" w:sz="4" w:space="0"/>
+            <w:right w:val="single" w:color="auto" w:sz="4" w:space="0"/>
+            <w:insideH w:val="single" w:color="auto" w:sz="4" w:space="0"/>
+            <w:insideV w:val="single" w:color="auto" w:sz="4" w:space="0"/>
+          </w:tblBorders>
+          <w:tblCellMar>
+            <w:top w:w="0" w:type="dxa"/>
+            <w:left w:w="108" w:type="dxa"/>
+            <w:bottom w:w="0" w:type="dxa"/>
+            <w:right w:w="108" w:type="dxa"/>
+          </w:tblCellMar>
+        </w:tblPrEx>
+        <w:trPr>
+          <w:wBefore w:w="0" w:type="dxa"/>
+          <w:wAfter w:w="0" w:type="dxa"/>
+          <w:jc w:val="center"/>
+        </w:trPr>
+        <w:tc>
+          <w:tcPr>
+            <w:tcW w:w="1588" w:type="dxa"/>
+            <w:tcBorders>
+              <w:left w:val="single" w:color="auto" w:sz="4" w:space="0"/>
+            </w:tcBorders>
+            <w:shd w:val="clear" w:color="auto" w:fill="CCCCCC"/>
+            <w:noWrap w:val="0"/>
+            <w:vAlign w:val="center"/>
+          </w:tcPr>
+          <w:p>
+            <w:pPr>
+              <w:tabs>
+                <w:tab w:val="right" w:leader="dot" w:pos="8296"/>
+              </w:tabs>
+              <w:spacing w:before="120" w:after="120"/>
+              <w:rPr>
+                <w:bCs/>
+                <w:sz w:val="18"/>
+                <w:szCs w:val="18"/>
+                <w:lang/>
+              </w:rPr>
+            </w:pPr>
+            <w:r>
+              <w:rPr>
+                <w:bCs/>
+                <w:sz w:val="18"/>
+                <w:szCs w:val="18"/>
+                <w:lang/>
+              </w:rPr>
+              <w:t>发送给</w:t>
+            </w:r>
+          </w:p>
+        </w:tc>
+        <w:tc>
+          <w:tcPr>
+            <w:tcW w:w="6088" w:type="dxa"/>
+            <w:gridSpan w:val="10"/>
+            <w:tcBorders>
+              <w:left w:val="nil"/>
+            </w:tcBorders>
+            <w:shd w:val="clear" w:color="auto" w:fill="auto"/>
+            <w:noWrap w:val="0"/>
+            <w:vAlign w:val="center"/>
+          </w:tcPr>
+          <w:p>
+            <w:r/>
+            <w:r>
+              <w:t>成员 A</w:t>
+            </w:r>
+          </w:p>
+        </w:tc>
+      </w:tr>
+      <w:tr>
+        <w:tblPrEx>
+          <w:tblBorders>
+            <w:top w:val="single" w:color="auto" w:sz="4" w:space="0"/>
+            <w:left w:val="single" w:color="auto" w:sz="4" w:space="0"/>
+            <w:bottom w:val="single" w:color="auto" w:sz="4" w:space="0"/>
+            <w:right w:val="single" w:color="auto" w:sz="4" w:space="0"/>
+            <w:insideH w:val="single" w:color="auto" w:sz="4" w:space="0"/>
+            <w:insideV w:val="single" w:color="auto" w:sz="4" w:space="0"/>
+          </w:tblBorders>
+          <w:tblCellMar>
+            <w:top w:w="0" w:type="dxa"/>
+            <w:left w:w="108" w:type="dxa"/>
+            <w:bottom w:w="0" w:type="dxa"/>
+            <w:right w:w="108" w:type="dxa"/>
+          </w:tblCellMar>
+        </w:tblPrEx>
+        <w:trPr>
+          <w:wBefore w:w="0" w:type="dxa"/>
+          <w:wAfter w:w="0" w:type="dxa"/>
+          <w:jc w:val="center"/>
+        </w:trPr>
+        <w:tc>
+          <w:tcPr>
+            <w:tcW w:w="1588" w:type="dxa"/>
+            <w:tcBorders>
+              <w:left w:val="single" w:color="auto" w:sz="4" w:space="0"/>
+              <w:bottom w:val="single" w:color="auto" w:sz="4" w:space="0"/>
+            </w:tcBorders>
+            <w:shd w:val="clear" w:color="auto" w:fill="CCCCCC"/>
+            <w:noWrap w:val="0"/>
+            <w:vAlign w:val="center"/>
+          </w:tcPr>
+          <w:p>
+            <w:pPr>
+              <w:tabs>
+                <w:tab w:val="right" w:leader="dot" w:pos="8296"/>
+              </w:tabs>
+              <w:spacing w:before="120" w:after="120"/>
+              <w:rPr>
+                <w:bCs/>
+                <w:sz w:val="18"/>
+                <w:szCs w:val="18"/>
+                <w:lang/>
+              </w:rPr>
+            </w:pPr>
+            <w:r>
+              <w:rPr>
+                <w:bCs/>
+                <w:sz w:val="18"/>
+                <w:szCs w:val="18"/>
+                <w:lang/>
+              </w:rPr>
+              <w:t>缺陷标题</w:t>
+            </w:r>
+          </w:p>
+        </w:tc>
+        <w:tc>
+          <w:tcPr>
+            <w:tcW w:w="6088" w:type="dxa"/>
+            <w:gridSpan w:val="10"/>
+            <w:tcBorders>
+              <w:left w:val="nil"/>
+              <w:bottom w:val="single" w:color="auto" w:sz="4" w:space="0"/>
+            </w:tcBorders>
+            <w:shd w:val="clear" w:color="auto" w:fill="auto"/>
+            <w:noWrap w:val="0"/>
+            <w:vAlign w:val="center"/>
+          </w:tcPr>
+          <w:p>
+            <w:r/>
+            <w:r>
+              <w:t>get_matrix() 边框行列表别名，修改一行污染其他行</w:t>
+            </w:r>
+          </w:p>
+        </w:tc>
+      </w:tr>
+      <w:tr>
+        <w:tblPrEx>
+          <w:tblBorders>
+            <w:top w:val="single" w:color="auto" w:sz="4" w:space="0"/>
+            <w:left w:val="single" w:color="auto" w:sz="4" w:space="0"/>
+            <w:bottom w:val="single" w:color="auto" w:sz="4" w:space="0"/>
+            <w:right w:val="single" w:color="auto" w:sz="4" w:space="0"/>
+            <w:insideH w:val="single" w:color="auto" w:sz="4" w:space="0"/>
+            <w:insideV w:val="single" w:color="auto" w:sz="4" w:space="0"/>
+          </w:tblBorders>
+          <w:tblCellMar>
+            <w:top w:w="0" w:type="dxa"/>
+            <w:left w:w="108" w:type="dxa"/>
+            <w:bottom w:w="0" w:type="dxa"/>
+            <w:right w:w="108" w:type="dxa"/>
+          </w:tblCellMar>
+        </w:tblPrEx>
+        <w:trPr>
+          <w:wBefore w:w="0" w:type="dxa"/>
+          <w:wAfter w:w="0" w:type="dxa"/>
+          <w:jc w:val="center"/>
+        </w:trPr>
+        <w:tc>
+          <w:tcPr>
+            <w:tcW w:w="7676" w:type="dxa"/>
+            <w:gridSpan w:val="11"/>
+            <w:tcBorders>
+              <w:left w:val="single" w:color="auto" w:sz="4" w:space="0"/>
+            </w:tcBorders>
+            <w:shd w:val="clear" w:color="auto" w:fill="auto"/>
+            <w:noWrap w:val="0"/>
+            <w:vAlign w:val="center"/>
+          </w:tcPr>
+          <w:p>
+            <w:r/>
+            <w:r>
+              <w:t>预期结果：上下边框各行独立，修改一行不影响其他行</w:t>
+            </w:r>
+          </w:p>
+          <w:p>
+            <w:r>
+              <w:t>实际结果：m[0] is m[1] 为 True，m[0][0]=True 会传播到 m[1][0]</w:t>
+            </w:r>
+          </w:p>
+        </w:tc>
+      </w:tr>
+      <w:tr>
+        <w:tblPrEx>
+          <w:tblBorders>
+            <w:top w:val="single" w:color="auto" w:sz="4" w:space="0"/>
+            <w:left w:val="single" w:color="auto" w:sz="4" w:space="0"/>
+            <w:bottom w:val="single" w:color="auto" w:sz="4" w:space="0"/>
+            <w:right w:val="single" w:color="auto" w:sz="4" w:space="0"/>
+            <w:insideH w:val="single" w:color="auto" w:sz="4" w:space="0"/>
+            <w:insideV w:val="single" w:color="auto" w:sz="4" w:space="0"/>
+          </w:tblBorders>
+          <w:tblCellMar>
+            <w:top w:w="0" w:type="dxa"/>
+            <w:left w:w="108" w:type="dxa"/>
+            <w:bottom w:w="0" w:type="dxa"/>
+            <w:right w:w="108" w:type="dxa"/>
+          </w:tblCellMar>
+        </w:tblPrEx>
+        <w:trPr>
+          <w:wBefore w:w="0" w:type="dxa"/>
+          <w:wAfter w:w="0" w:type="dxa"/>
+          <w:jc w:val="center"/>
+        </w:trPr>
+        <w:tc>
+          <w:tcPr>
+            <w:tcW w:w="1662" w:type="dxa"/>
+            <w:gridSpan w:val="2"/>
+            <w:tcBorders>
+              <w:left w:val="single" w:color="auto" w:sz="4" w:space="0"/>
+              <w:bottom w:val="single" w:color="auto" w:sz="4" w:space="0"/>
+            </w:tcBorders>
+            <w:shd w:val="clear" w:color="auto" w:fill="CCCCCC"/>
+            <w:noWrap w:val="0"/>
+            <w:vAlign w:val="center"/>
+          </w:tcPr>
+          <w:p>
+            <w:pPr>
+              <w:tabs>
+                <w:tab w:val="right" w:leader="dot" w:pos="8296"/>
+              </w:tabs>
+              <w:spacing w:before="120" w:after="120"/>
+              <w:rPr>
+                <w:bCs/>
+                <w:sz w:val="18"/>
+                <w:szCs w:val="18"/>
+                <w:lang/>
+              </w:rPr>
+            </w:pPr>
+            <w:r>
+              <w:rPr>
+                <w:bCs/>
+                <w:sz w:val="18"/>
+                <w:szCs w:val="18"/>
+                <w:lang/>
+              </w:rPr>
+              <w:t>附件</w:t>
+            </w:r>
+          </w:p>
+        </w:tc>
+        <w:tc>
+          <w:tcPr>
+            <w:tcW w:w="6014" w:type="dxa"/>
+            <w:gridSpan w:val="9"/>
+            <w:tcBorders>
+              <w:left w:val="nil"/>
+              <w:bottom w:val="single" w:color="auto" w:sz="4" w:space="0"/>
+            </w:tcBorders>
+            <w:shd w:val="clear" w:color="auto" w:fill="auto"/>
+            <w:noWrap w:val="0"/>
+            <w:vAlign w:val="center"/>
+          </w:tcPr>
+          <w:p>
+            <w:r/>
+            <w:r>
+              <w:t>无</w:t>
+            </w:r>
+          </w:p>
+        </w:tc>
+      </w:tr>
+      <w:tr>
+        <w:tblPrEx>
+          <w:tblBorders>
+            <w:top w:val="single" w:color="auto" w:sz="4" w:space="0"/>
+            <w:left w:val="single" w:color="auto" w:sz="4" w:space="0"/>
+            <w:bottom w:val="single" w:color="auto" w:sz="4" w:space="0"/>
+            <w:right w:val="single" w:color="auto" w:sz="4" w:space="0"/>
+            <w:insideH w:val="single" w:color="auto" w:sz="4" w:space="0"/>
+            <w:insideV w:val="single" w:color="auto" w:sz="4" w:space="0"/>
+          </w:tblBorders>
+          <w:tblCellMar>
+            <w:top w:w="0" w:type="dxa"/>
+            <w:left w:w="108" w:type="dxa"/>
+            <w:bottom w:w="0" w:type="dxa"/>
+            <w:right w:w="108" w:type="dxa"/>
+          </w:tblCellMar>
+        </w:tblPrEx>
+        <w:trPr>
+          <w:wBefore w:w="0" w:type="dxa"/>
+          <w:wAfter w:w="0" w:type="dxa"/>
+          <w:jc w:val="center"/>
+        </w:trPr>
+        <w:tc>
+          <w:tcPr>
+            <w:tcW w:w="1662" w:type="dxa"/>
+            <w:gridSpan w:val="2"/>
+            <w:tcBorders>
+              <w:left w:val="single" w:color="auto" w:sz="4" w:space="0"/>
+            </w:tcBorders>
+            <w:shd w:val="clear" w:color="auto" w:fill="CCCCCC"/>
+            <w:noWrap w:val="0"/>
+            <w:vAlign w:val="center"/>
+          </w:tcPr>
+          <w:p>
+            <w:pPr>
+              <w:tabs>
+                <w:tab w:val="right" w:leader="dot" w:pos="8296"/>
+              </w:tabs>
+              <w:spacing w:before="120" w:after="120"/>
+              <w:rPr>
+                <w:bCs/>
+                <w:sz w:val="18"/>
+                <w:szCs w:val="18"/>
+                <w:lang/>
+              </w:rPr>
+            </w:pPr>
+            <w:r>
+              <w:rPr>
+                <w:bCs/>
+                <w:sz w:val="18"/>
+                <w:szCs w:val="18"/>
+                <w:lang/>
+              </w:rPr>
+              <w:t>相关缺陷</w:t>
+            </w:r>
+          </w:p>
+        </w:tc>
+        <w:tc>
+          <w:tcPr>
+            <w:tcW w:w="6014" w:type="dxa"/>
+            <w:gridSpan w:val="9"/>
+            <w:tcBorders>
+              <w:left w:val="nil"/>
+            </w:tcBorders>
+            <w:shd w:val="clear" w:color="auto" w:fill="auto"/>
+            <w:noWrap w:val="0"/>
+            <w:vAlign w:val="center"/>
+          </w:tcPr>
+          <w:p>
+            <w:r/>
+            <w:r>
+              <w:t>无</w:t>
+            </w:r>
+          </w:p>
+        </w:tc>
+      </w:tr>
+      <w:tr>
+        <w:tblPrEx>
+          <w:tblBorders>
+            <w:top w:val="single" w:color="auto" w:sz="4" w:space="0"/>
+            <w:left w:val="single" w:color="auto" w:sz="4" w:space="0"/>
+            <w:bottom w:val="single" w:color="auto" w:sz="4" w:space="0"/>
+            <w:right w:val="single" w:color="auto" w:sz="4" w:space="0"/>
+            <w:insideH w:val="single" w:color="auto" w:sz="4" w:space="0"/>
+            <w:insideV w:val="single" w:color="auto" w:sz="4" w:space="0"/>
+          </w:tblBorders>
+          <w:tblCellMar>
+            <w:top w:w="0" w:type="dxa"/>
+            <w:left w:w="108" w:type="dxa"/>
+            <w:bottom w:w="0" w:type="dxa"/>
+            <w:right w:w="108" w:type="dxa"/>
+          </w:tblCellMar>
+        </w:tblPrEx>
+        <w:trPr>
+          <w:wBefore w:w="0" w:type="dxa"/>
+          <w:wAfter w:w="0" w:type="dxa"/>
+          <w:jc w:val="center"/>
+        </w:trPr>
+        <w:tc>
+          <w:tcPr>
+            <w:tcW w:w="1662" w:type="dxa"/>
+            <w:gridSpan w:val="2"/>
+            <w:tcBorders>
+              <w:left w:val="single" w:color="auto" w:sz="4" w:space="0"/>
+            </w:tcBorders>
+            <w:shd w:val="clear" w:color="auto" w:fill="CCCCCC"/>
+            <w:noWrap w:val="0"/>
+            <w:vAlign w:val="center"/>
+          </w:tcPr>
+          <w:p>
+            <w:pPr>
+              <w:tabs>
+                <w:tab w:val="right" w:leader="dot" w:pos="8296"/>
+              </w:tabs>
+              <w:spacing w:before="120" w:after="120"/>
+              <w:rPr>
+                <w:bCs/>
+                <w:sz w:val="18"/>
+                <w:szCs w:val="18"/>
+                <w:lang/>
+              </w:rPr>
+            </w:pPr>
+            <w:r>
+              <w:rPr>
+                <w:bCs/>
+                <w:sz w:val="18"/>
+                <w:szCs w:val="18"/>
+                <w:lang/>
+              </w:rPr>
+              <w:t>注释</w:t>
+            </w:r>
+          </w:p>
+        </w:tc>
+        <w:tc>
+          <w:tcPr>
+            <w:tcW w:w="6014" w:type="dxa"/>
+            <w:gridSpan w:val="9"/>
+            <w:tcBorders>
+              <w:left w:val="nil"/>
+            </w:tcBorders>
+            <w:shd w:val="clear" w:color="auto" w:fill="auto"/>
+            <w:noWrap w:val="0"/>
+            <w:vAlign w:val="center"/>
+          </w:tcPr>
+          <w:p>
+            <w:r/>
+            <w:r>
+              <w:t>由成员 A 复现</w:t>
+            </w:r>
+          </w:p>
+        </w:tc>
+      </w:tr>
+      <w:tr>
+        <w:tblPrEx>
+          <w:tblBorders>
+            <w:top w:val="single" w:color="auto" w:sz="4" w:space="0"/>
+            <w:left w:val="single" w:color="auto" w:sz="4" w:space="0"/>
+            <w:bottom w:val="single" w:color="auto" w:sz="4" w:space="0"/>
+            <w:right w:val="single" w:color="auto" w:sz="4" w:space="0"/>
+            <w:insideH w:val="single" w:color="auto" w:sz="4" w:space="0"/>
+            <w:insideV w:val="single" w:color="auto" w:sz="4" w:space="0"/>
+          </w:tblBorders>
+          <w:tblCellMar>
+            <w:top w:w="0" w:type="dxa"/>
+            <w:left w:w="108" w:type="dxa"/>
+            <w:bottom w:w="0" w:type="dxa"/>
+            <w:right w:w="108" w:type="dxa"/>
+          </w:tblCellMar>
+        </w:tblPrEx>
+        <w:trPr>
+          <w:wBefore w:w="0" w:type="dxa"/>
+          <w:wAfter w:w="0" w:type="dxa"/>
+          <w:jc w:val="center"/>
+        </w:trPr>
+        <w:tc>
+          <w:tcPr>
+            <w:tcW w:w="7676" w:type="dxa"/>
+            <w:gridSpan w:val="11"/>
+            <w:tcBorders>
+              <w:left w:val="single" w:color="auto" w:sz="4" w:space="0"/>
+            </w:tcBorders>
+            <w:shd w:val="clear" w:color="auto" w:fill="CCCCCC"/>
+            <w:noWrap w:val="0"/>
+            <w:vAlign w:val="center"/>
+          </w:tcPr>
+          <w:p>
+            <w:pPr>
+              <w:tabs>
+                <w:tab w:val="right" w:leader="dot" w:pos="8296"/>
+              </w:tabs>
+              <w:spacing w:before="120" w:after="120"/>
+              <w:rPr>
+                <w:bCs/>
+                <w:sz w:val="18"/>
+                <w:szCs w:val="18"/>
+                <w:lang/>
+              </w:rPr>
+            </w:pPr>
+            <w:r>
+              <w:rPr>
+                <w:rFonts w:hint="eastAsia"/>
+                <w:bCs/>
+                <w:sz w:val="18"/>
+                <w:szCs w:val="18"/>
+                <w:lang/>
+              </w:rPr>
+              <w:t>解决</w:t>
+            </w:r>
+          </w:p>
+        </w:tc>
+      </w:tr>
+      <w:tr>
+        <w:tblPrEx>
+          <w:tblBorders>
+            <w:top w:val="single" w:color="auto" w:sz="4" w:space="0"/>
+            <w:left w:val="single" w:color="auto" w:sz="4" w:space="0"/>
+            <w:bottom w:val="single" w:color="auto" w:sz="4" w:space="0"/>
+            <w:right w:val="single" w:color="auto" w:sz="4" w:space="0"/>
+            <w:insideH w:val="single" w:color="auto" w:sz="4" w:space="0"/>
+            <w:insideV w:val="single" w:color="auto" w:sz="4" w:space="0"/>
+          </w:tblBorders>
+          <w:tblCellMar>
+            <w:top w:w="0" w:type="dxa"/>
+            <w:left w:w="108" w:type="dxa"/>
+            <w:bottom w:w="0" w:type="dxa"/>
+            <w:right w:w="108" w:type="dxa"/>
+          </w:tblCellMar>
+        </w:tblPrEx>
+        <w:trPr>
+          <w:wBefore w:w="0" w:type="dxa"/>
+          <w:wAfter w:w="0" w:type="dxa"/>
+          <w:jc w:val="center"/>
+        </w:trPr>
+        <w:tc>
+          <w:tcPr>
+            <w:tcW w:w="1662" w:type="dxa"/>
+            <w:gridSpan w:val="2"/>
+            <w:tcBorders>
+              <w:left w:val="single" w:color="auto" w:sz="4" w:space="0"/>
+            </w:tcBorders>
+            <w:shd w:val="clear" w:color="auto" w:fill="CCCCCC"/>
+            <w:noWrap w:val="0"/>
+            <w:vAlign w:val="center"/>
+          </w:tcPr>
+          <w:p>
+            <w:pPr>
+              <w:tabs>
+                <w:tab w:val="right" w:leader="dot" w:pos="8296"/>
+              </w:tabs>
+              <w:spacing w:before="120" w:after="120"/>
+              <w:rPr>
+                <w:bCs/>
+                <w:sz w:val="18"/>
+                <w:szCs w:val="18"/>
+                <w:lang/>
+              </w:rPr>
+            </w:pPr>
+            <w:r>
+              <w:rPr>
+                <w:rFonts w:hint="eastAsia"/>
+                <w:bCs/>
+                <w:sz w:val="18"/>
+                <w:szCs w:val="18"/>
+                <w:lang/>
+              </w:rPr>
+              <w:t>解决者</w:t>
+            </w:r>
+          </w:p>
+        </w:tc>
+        <w:tc>
+          <w:tcPr>
+            <w:tcW w:w="2004" w:type="dxa"/>
+            <w:gridSpan w:val="3"/>
+            <w:tcBorders>
+              <w:left w:val="nil"/>
+            </w:tcBorders>
+            <w:shd w:val="clear" w:color="auto" w:fill="auto"/>
+            <w:noWrap w:val="0"/>
+            <w:vAlign w:val="center"/>
+          </w:tcPr>
+          <w:p>
+            <w:r/>
+            <w:r>
+              <w:t>成员 B</w:t>
+            </w:r>
+          </w:p>
+        </w:tc>
+        <w:tc>
+          <w:tcPr>
+            <w:tcW w:w="2005" w:type="dxa"/>
+            <w:gridSpan w:val="3"/>
+            <w:tcBorders>
+              <w:left w:val="nil"/>
+            </w:tcBorders>
+            <w:shd w:val="clear" w:color="auto" w:fill="D9D9D9"/>
+            <w:noWrap w:val="0"/>
+            <w:vAlign w:val="center"/>
+          </w:tcPr>
+          <w:p>
+            <w:pPr>
+              <w:tabs>
+                <w:tab w:val="right" w:leader="dot" w:pos="8296"/>
+              </w:tabs>
+              <w:spacing w:before="120" w:after="120"/>
+              <w:rPr>
+                <w:bCs/>
+                <w:sz w:val="18"/>
+                <w:szCs w:val="18"/>
+                <w:lang/>
+              </w:rPr>
+            </w:pPr>
+            <w:r>
+              <w:rPr>
+                <w:rFonts w:hint="eastAsia"/>
+                <w:bCs/>
+                <w:sz w:val="18"/>
+                <w:szCs w:val="18"/>
+                <w:lang/>
+              </w:rPr>
+              <w:t>解决日期</w:t>
+            </w:r>
+          </w:p>
+        </w:tc>
+        <w:tc>
+          <w:tcPr>
+            <w:tcW w:w="2005" w:type="dxa"/>
+            <w:gridSpan w:val="3"/>
+            <w:tcBorders>
+              <w:left w:val="nil"/>
+            </w:tcBorders>
+            <w:shd w:val="clear" w:color="auto" w:fill="auto"/>
+            <w:noWrap w:val="0"/>
+            <w:vAlign w:val="center"/>
+          </w:tcPr>
+          <w:p>
+            <w:r/>
+            <w:r>
+              <w:t>2026.09.11</w:t>
+            </w:r>
+          </w:p>
+        </w:tc>
+      </w:tr>
+      <w:tr>
+        <w:tblPrEx>
+          <w:tblBorders>
+            <w:top w:val="single" w:color="auto" w:sz="4" w:space="0"/>
+            <w:left w:val="single" w:color="auto" w:sz="4" w:space="0"/>
+            <w:bottom w:val="single" w:color="auto" w:sz="4" w:space="0"/>
+            <w:right w:val="single" w:color="auto" w:sz="4" w:space="0"/>
+            <w:insideH w:val="single" w:color="auto" w:sz="4" w:space="0"/>
+            <w:insideV w:val="single" w:color="auto" w:sz="4" w:space="0"/>
+          </w:tblBorders>
+          <w:tblCellMar>
+            <w:top w:w="0" w:type="dxa"/>
+            <w:left w:w="108" w:type="dxa"/>
+            <w:bottom w:w="0" w:type="dxa"/>
+            <w:right w:w="108" w:type="dxa"/>
+          </w:tblCellMar>
+        </w:tblPrEx>
+        <w:trPr>
+          <w:wBefore w:w="0" w:type="dxa"/>
+          <w:wAfter w:w="0" w:type="dxa"/>
+          <w:jc w:val="center"/>
+        </w:trPr>
+        <w:tc>
+          <w:tcPr>
+            <w:tcW w:w="1662" w:type="dxa"/>
+            <w:gridSpan w:val="2"/>
+            <w:tcBorders>
+              <w:left w:val="single" w:color="auto" w:sz="4" w:space="0"/>
+            </w:tcBorders>
+            <w:shd w:val="clear" w:color="auto" w:fill="CCCCCC"/>
+            <w:noWrap w:val="0"/>
+            <w:vAlign w:val="center"/>
+          </w:tcPr>
+          <w:p>
+            <w:pPr>
+              <w:tabs>
+                <w:tab w:val="right" w:leader="dot" w:pos="8296"/>
+              </w:tabs>
+              <w:spacing w:before="120" w:after="120"/>
+              <w:rPr>
+                <w:rFonts w:hint="eastAsia"/>
+                <w:bCs/>
+                <w:sz w:val="18"/>
+                <w:szCs w:val="18"/>
+                <w:lang/>
+              </w:rPr>
+            </w:pPr>
+            <w:r>
+              <w:rPr>
+                <w:rFonts w:hint="eastAsia"/>
+                <w:bCs/>
+                <w:sz w:val="18"/>
+                <w:szCs w:val="18"/>
+                <w:lang/>
+              </w:rPr>
+              <w:t>解决build</w:t>
+            </w:r>
+          </w:p>
+        </w:tc>
+        <w:tc>
+          <w:tcPr>
+            <w:tcW w:w="2004" w:type="dxa"/>
+            <w:gridSpan w:val="3"/>
+            <w:tcBorders>
+              <w:left w:val="nil"/>
+            </w:tcBorders>
+            <w:shd w:val="clear" w:color="auto" w:fill="auto"/>
+            <w:noWrap w:val="0"/>
+            <w:vAlign w:val="center"/>
+          </w:tcPr>
+          <w:p>
+            <w:r/>
+            <w:r>
+              <w:t>v8.2-fix</w:t>
+            </w:r>
+          </w:p>
+        </w:tc>
+        <w:tc>
+          <w:tcPr>
+            <w:tcW w:w="2005" w:type="dxa"/>
+            <w:gridSpan w:val="3"/>
+            <w:tcBorders>
+              <w:left w:val="nil"/>
+            </w:tcBorders>
+            <w:shd w:val="clear" w:color="auto" w:fill="D9D9D9"/>
+            <w:noWrap w:val="0"/>
+            <w:vAlign w:val="center"/>
+          </w:tcPr>
+          <w:p>
+            <w:pPr>
+              <w:tabs>
+                <w:tab w:val="right" w:leader="dot" w:pos="8296"/>
+              </w:tabs>
+              <w:spacing w:before="120" w:after="120"/>
+              <w:rPr>
+                <w:rFonts w:hint="eastAsia"/>
+                <w:bCs/>
+                <w:sz w:val="18"/>
+                <w:szCs w:val="18"/>
+                <w:lang/>
+              </w:rPr>
+            </w:pPr>
+            <w:r>
+              <w:rPr>
+                <w:rFonts w:hint="eastAsia"/>
+                <w:bCs/>
+                <w:sz w:val="18"/>
+                <w:szCs w:val="18"/>
+                <w:lang/>
+              </w:rPr>
+              <w:t>解决方案</w:t>
+            </w:r>
+          </w:p>
+        </w:tc>
+        <w:tc>
+          <w:tcPr>
+            <w:tcW w:w="2005" w:type="dxa"/>
+            <w:gridSpan w:val="3"/>
+            <w:tcBorders>
+              <w:left w:val="nil"/>
+            </w:tcBorders>
+            <w:shd w:val="clear" w:color="auto" w:fill="auto"/>
+            <w:noWrap w:val="0"/>
+            <w:vAlign w:val="center"/>
+          </w:tcPr>
+          <w:p>
+            <w:r/>
+            <w:r>
+              <w:t>改用列表推导式 [[False]*width for _ in range(border)] 生成独立行</w:t>
+            </w:r>
+          </w:p>
+        </w:tc>
+      </w:tr>
+      <w:tr>
+        <w:tblPrEx>
+          <w:tblBorders>
+            <w:top w:val="single" w:color="auto" w:sz="4" w:space="0"/>
+            <w:left w:val="single" w:color="auto" w:sz="4" w:space="0"/>
+            <w:bottom w:val="single" w:color="auto" w:sz="4" w:space="0"/>
+            <w:right w:val="single" w:color="auto" w:sz="4" w:space="0"/>
+            <w:insideH w:val="single" w:color="auto" w:sz="4" w:space="0"/>
+            <w:insideV w:val="single" w:color="auto" w:sz="4" w:space="0"/>
+          </w:tblBorders>
+          <w:tblCellMar>
+            <w:top w:w="0" w:type="dxa"/>
+            <w:left w:w="108" w:type="dxa"/>
+            <w:bottom w:w="0" w:type="dxa"/>
+            <w:right w:w="108" w:type="dxa"/>
+          </w:tblCellMar>
+        </w:tblPrEx>
+        <w:trPr>
+          <w:wBefore w:w="0" w:type="dxa"/>
+          <w:wAfter w:w="0" w:type="dxa"/>
+          <w:jc w:val="center"/>
+        </w:trPr>
+        <w:tc>
+          <w:tcPr>
+            <w:tcW w:w="1662" w:type="dxa"/>
+            <w:gridSpan w:val="2"/>
+            <w:tcBorders>
+              <w:left w:val="single" w:color="auto" w:sz="4" w:space="0"/>
+            </w:tcBorders>
+            <w:shd w:val="clear" w:color="auto" w:fill="CCCCCC"/>
+            <w:noWrap w:val="0"/>
+            <w:vAlign w:val="center"/>
+          </w:tcPr>
+          <w:p>
+            <w:pPr>
+              <w:tabs>
+                <w:tab w:val="right" w:leader="dot" w:pos="8296"/>
+              </w:tabs>
+              <w:spacing w:before="120" w:after="120"/>
+              <w:rPr>
+                <w:rFonts w:hint="eastAsia"/>
+                <w:bCs/>
+                <w:sz w:val="18"/>
+                <w:szCs w:val="18"/>
+                <w:lang/>
+              </w:rPr>
+            </w:pPr>
+            <w:r>
+              <w:rPr>
+                <w:rFonts w:hint="eastAsia"/>
+                <w:bCs/>
+                <w:sz w:val="18"/>
+                <w:szCs w:val="18"/>
+                <w:lang/>
+              </w:rPr>
+              <w:t>解决详细描述</w:t>
+            </w:r>
+          </w:p>
+        </w:tc>
+        <w:tc>
+          <w:tcPr>
+            <w:tcW w:w="6014" w:type="dxa"/>
+            <w:gridSpan w:val="9"/>
+            <w:tcBorders>
+              <w:left w:val="nil"/>
+            </w:tcBorders>
+            <w:shd w:val="clear" w:color="auto" w:fill="auto"/>
+            <w:noWrap w:val="0"/>
+            <w:vAlign w:val="center"/>
+          </w:tcPr>
+          <w:p>
+            <w:r/>
+            <w:r>
+              <w:t>应用修复后 TC-B-12 通过，模块一 15/15 通过</w:t>
             </w:r>
           </w:p>
         </w:tc>
